--- a/ARQUIVOS ATIVIDADES/_Template_aluno__IBMEC.IME_-_Atividade_Avaliativa_Nr.XX__Prof._Bruno_Miranda__2026.1S_.docx
+++ b/ARQUIVOS ATIVIDADES/_Template_aluno__IBMEC.IME_-_Atividade_Avaliativa_Nr.XX__Prof._Bruno_Miranda__2026.1S_.docx
@@ -1257,6 +1257,8 @@
       </w:pPr>
       <w:r>
         <w:rPr>
+          <w:b/>
+          <w:bCs/>
           <w:color w:val="000000" w:themeColor="text1"/>
           <w:sz w:val="24"/>
           <w:szCs w:val="24"/>
@@ -1310,6 +1312,33 @@
           <w:szCs w:val="24"/>
         </w:rPr>
         <w:t>.</w:t>
+      </w:r>
+    </w:p>
+    <w:p>
+      <w:pPr>
+        <w:pStyle w:val="LO-normal"/>
+        <w:widowControl w:val="0"/>
+        <w:pBdr>
+          <w:top w:val="nil"/>
+          <w:left w:val="nil"/>
+          <w:bottom w:val="nil"/>
+          <w:right w:val="nil"/>
+          <w:between w:val="nil"/>
+        </w:pBdr>
+        <w:spacing w:line="331" w:lineRule="auto"/>
+        <w:rPr>
+          <w:color w:val="000000" w:themeColor="text1"/>
+          <w:sz w:val="24"/>
+          <w:szCs w:val="24"/>
+        </w:rPr>
+      </w:pPr>
+      <w:r>
+        <w:rPr>
+          <w:color w:val="000000" w:themeColor="text1"/>
+          <w:sz w:val="24"/>
+          <w:szCs w:val="24"/>
+        </w:rPr>
+        <w:t>Gráfico 1 – Expectativa de vida</w:t>
       </w:r>
     </w:p>
     <w:p>
@@ -1428,6 +1457,62 @@
           <w:szCs w:val="24"/>
         </w:rPr>
       </w:pPr>
+      <w:r>
+        <w:rPr>
+          <w:sz w:val="24"/>
+          <w:szCs w:val="24"/>
+        </w:rPr>
+        <w:t>O gráfico 1 mostra que</w:t>
+      </w:r>
+      <w:r>
+        <w:rPr>
+          <w:sz w:val="24"/>
+          <w:szCs w:val="24"/>
+        </w:rPr>
+        <w:t xml:space="preserve"> nas últimas décadas</w:t>
+      </w:r>
+      <w:r>
+        <w:rPr>
+          <w:sz w:val="24"/>
+          <w:szCs w:val="24"/>
+        </w:rPr>
+        <w:t xml:space="preserve"> a expectativa de vida tem crescido cada vez mais.</w:t>
+      </w:r>
+      <w:r>
+        <w:rPr>
+          <w:sz w:val="24"/>
+          <w:szCs w:val="24"/>
+        </w:rPr>
+        <w:t xml:space="preserve"> O motivo para isso depende de muito fatores, desde avanços tecnológicos </w:t>
+      </w:r>
+      <w:r>
+        <w:rPr>
+          <w:sz w:val="24"/>
+          <w:szCs w:val="24"/>
+        </w:rPr>
+        <w:t>até melhorias condições básicas de vida, como saneamento básico</w:t>
+      </w:r>
+      <w:r>
+        <w:rPr>
+          <w:sz w:val="24"/>
+          <w:szCs w:val="24"/>
+        </w:rPr>
+        <w:t xml:space="preserve">. Isso se evidência, ao perceber que </w:t>
+      </w:r>
+      <w:r>
+        <w:rPr>
+          <w:sz w:val="24"/>
+          <w:szCs w:val="24"/>
+        </w:rPr>
+        <w:t xml:space="preserve">em 70 anos </w:t>
+      </w:r>
+      <w:r>
+        <w:rPr>
+          <w:sz w:val="24"/>
+          <w:szCs w:val="24"/>
+        </w:rPr>
+        <w:t>a expectativa média de vida mundial saltou de cerca de 45 anos para mais de 70 anos, um incremento superior a 25 anos de vida para a maioria das populações.</w:t>
+      </w:r>
     </w:p>
     <w:p>
       <w:pPr>
@@ -1441,6 +1526,25 @@
           <w:between w:val="nil"/>
         </w:pBdr>
         <w:spacing w:line="331" w:lineRule="auto"/>
+        <w:jc w:val="both"/>
+        <w:rPr>
+          <w:sz w:val="24"/>
+          <w:szCs w:val="24"/>
+        </w:rPr>
+      </w:pPr>
+    </w:p>
+    <w:p>
+      <w:pPr>
+        <w:pStyle w:val="LO-normal"/>
+        <w:widowControl w:val="0"/>
+        <w:pBdr>
+          <w:top w:val="nil"/>
+          <w:left w:val="nil"/>
+          <w:bottom w:val="nil"/>
+          <w:right w:val="nil"/>
+          <w:between w:val="nil"/>
+        </w:pBdr>
+        <w:spacing w:line="331" w:lineRule="auto"/>
         <w:rPr>
           <w:color w:val="000000" w:themeColor="text1"/>
           <w:sz w:val="24"/>
@@ -1449,6 +1553,8 @@
       </w:pPr>
       <w:r>
         <w:rPr>
+          <w:b/>
+          <w:bCs/>
           <w:color w:val="000000" w:themeColor="text1"/>
           <w:sz w:val="24"/>
           <w:szCs w:val="24"/>
@@ -1457,6 +1563,8 @@
       </w:r>
       <w:r>
         <w:rPr>
+          <w:b/>
+          <w:bCs/>
           <w:color w:val="000000" w:themeColor="text1"/>
           <w:sz w:val="24"/>
           <w:szCs w:val="24"/>
@@ -1465,6 +1573,8 @@
       </w:r>
       <w:r>
         <w:rPr>
+          <w:b/>
+          <w:bCs/>
           <w:color w:val="000000" w:themeColor="text1"/>
           <w:sz w:val="24"/>
           <w:szCs w:val="24"/>
@@ -1478,6 +1588,33 @@
           <w:szCs w:val="24"/>
         </w:rPr>
         <w:t xml:space="preserve"> As mulheres vivem mais do que os homens</w:t>
+      </w:r>
+    </w:p>
+    <w:p>
+      <w:pPr>
+        <w:pStyle w:val="LO-normal"/>
+        <w:widowControl w:val="0"/>
+        <w:pBdr>
+          <w:top w:val="nil"/>
+          <w:left w:val="nil"/>
+          <w:bottom w:val="nil"/>
+          <w:right w:val="nil"/>
+          <w:between w:val="nil"/>
+        </w:pBdr>
+        <w:spacing w:line="331" w:lineRule="auto"/>
+        <w:rPr>
+          <w:color w:val="000000" w:themeColor="text1"/>
+          <w:sz w:val="24"/>
+          <w:szCs w:val="24"/>
+        </w:rPr>
+      </w:pPr>
+      <w:r>
+        <w:rPr>
+          <w:color w:val="000000" w:themeColor="text1"/>
+          <w:sz w:val="24"/>
+          <w:szCs w:val="24"/>
+        </w:rPr>
+        <w:t>Gráfico 2 – Expectativa de vida por gênero</w:t>
       </w:r>
     </w:p>
     <w:p>
@@ -1595,6 +1732,289 @@
           <w:szCs w:val="24"/>
         </w:rPr>
       </w:pPr>
+      <w:r>
+        <w:rPr>
+          <w:sz w:val="24"/>
+          <w:szCs w:val="24"/>
+        </w:rPr>
+        <w:t xml:space="preserve">O gráfico 2 mostra que </w:t>
+      </w:r>
+      <w:r>
+        <w:rPr>
+          <w:sz w:val="24"/>
+          <w:szCs w:val="24"/>
+        </w:rPr>
+        <w:t xml:space="preserve">de forma consistente, nas últimas décadas, mulheres tem uma expectativa </w:t>
+      </w:r>
+      <w:r>
+        <w:rPr>
+          <w:sz w:val="24"/>
+          <w:szCs w:val="24"/>
+        </w:rPr>
+        <w:t xml:space="preserve">maior de vida que os homens. Apesar de terem um comportamento muito parecido, o que chama a atenção é que </w:t>
+      </w:r>
+      <w:r>
+        <w:rPr>
+          <w:sz w:val="24"/>
+          <w:szCs w:val="24"/>
+        </w:rPr>
+        <w:t>dentro dessa amostra na maioria dos anos há uma diferença aproximada de 5 anos entre os gêneros, ou seja, em média mulheres vivem 5 anos a mais que homens.</w:t>
+      </w:r>
+      <w:r>
+        <w:rPr>
+          <w:lang w:eastAsia="pt-BR" w:bidi="ar-SA"/>
+        </w:rPr>
+        <w:t xml:space="preserve"> </w:t>
+      </w:r>
+      <w:r>
+        <w:rPr>
+          <w:sz w:val="24"/>
+          <w:szCs w:val="24"/>
+        </w:rPr>
+        <w:t>Essa disparidade persistente, visível desde 1950, evidencia que a vantagem feminina na sobrevivência é um fenômeno estrutural que resiste ao longo do tempo, independentemente dos avanços gerais que elevaram a expectativa de vida para ambos os sexos.</w:t>
+      </w:r>
+    </w:p>
+    <w:p>
+      <w:pPr>
+        <w:pStyle w:val="LO-normal"/>
+        <w:widowControl w:val="0"/>
+        <w:pBdr>
+          <w:top w:val="nil"/>
+          <w:left w:val="nil"/>
+          <w:bottom w:val="nil"/>
+          <w:right w:val="nil"/>
+          <w:between w:val="nil"/>
+        </w:pBdr>
+        <w:spacing w:line="331" w:lineRule="auto"/>
+        <w:jc w:val="both"/>
+        <w:rPr>
+          <w:sz w:val="24"/>
+          <w:szCs w:val="24"/>
+        </w:rPr>
+      </w:pPr>
+    </w:p>
+    <w:p>
+      <w:pPr>
+        <w:pStyle w:val="LO-normal"/>
+        <w:widowControl w:val="0"/>
+        <w:pBdr>
+          <w:top w:val="nil"/>
+          <w:left w:val="nil"/>
+          <w:bottom w:val="nil"/>
+          <w:right w:val="nil"/>
+          <w:between w:val="nil"/>
+        </w:pBdr>
+        <w:spacing w:line="331" w:lineRule="auto"/>
+        <w:jc w:val="both"/>
+        <w:rPr>
+          <w:b/>
+          <w:sz w:val="24"/>
+          <w:szCs w:val="24"/>
+        </w:rPr>
+      </w:pPr>
+      <w:r>
+        <w:rPr>
+          <w:b/>
+          <w:sz w:val="24"/>
+          <w:szCs w:val="24"/>
+        </w:rPr>
+        <w:t>Proposta de análise:</w:t>
+      </w:r>
+    </w:p>
+    <w:p>
+      <w:pPr>
+        <w:pStyle w:val="LO-normal"/>
+        <w:widowControl w:val="0"/>
+        <w:pBdr>
+          <w:top w:val="nil"/>
+          <w:left w:val="nil"/>
+          <w:bottom w:val="nil"/>
+          <w:right w:val="nil"/>
+          <w:between w:val="nil"/>
+        </w:pBdr>
+        <w:spacing w:line="331" w:lineRule="auto"/>
+        <w:jc w:val="both"/>
+        <w:rPr>
+          <w:sz w:val="24"/>
+          <w:szCs w:val="24"/>
+        </w:rPr>
+      </w:pPr>
+      <w:r>
+        <w:rPr>
+          <w:sz w:val="24"/>
+          <w:szCs w:val="24"/>
+        </w:rPr>
+        <w:t xml:space="preserve">Buscar </w:t>
+      </w:r>
+      <w:r>
+        <w:rPr>
+          <w:sz w:val="24"/>
+          <w:szCs w:val="24"/>
+        </w:rPr>
+        <w:t>compreender</w:t>
+      </w:r>
+      <w:r>
+        <w:rPr>
+          <w:sz w:val="24"/>
+          <w:szCs w:val="24"/>
+        </w:rPr>
+        <w:t xml:space="preserve"> o fenômeno da </w:t>
+      </w:r>
+      <w:r>
+        <w:rPr>
+          <w:sz w:val="24"/>
+          <w:szCs w:val="24"/>
+        </w:rPr>
+        <w:t>expectativa de vida</w:t>
+      </w:r>
+      <w:r>
+        <w:rPr>
+          <w:sz w:val="24"/>
+          <w:szCs w:val="24"/>
+        </w:rPr>
+        <w:t xml:space="preserve"> humana partindo de uma perspectiva </w:t>
+      </w:r>
+      <w:r>
+        <w:rPr>
+          <w:sz w:val="24"/>
+          <w:szCs w:val="24"/>
+        </w:rPr>
+        <w:t xml:space="preserve">macro para uma análise de gênero. </w:t>
+      </w:r>
+      <w:r>
+        <w:rPr>
+          <w:sz w:val="24"/>
+          <w:szCs w:val="24"/>
+        </w:rPr>
+        <w:t>Inicialmente, será explorada a evolução histórica</w:t>
+      </w:r>
+      <w:r>
+        <w:rPr>
+          <w:sz w:val="24"/>
+          <w:szCs w:val="24"/>
+        </w:rPr>
+        <w:t xml:space="preserve"> da expectativa de vida global, tentando entender como os </w:t>
+      </w:r>
+      <w:r>
+        <w:rPr>
+          <w:sz w:val="24"/>
+          <w:szCs w:val="24"/>
+        </w:rPr>
+        <w:t>avanço</w:t>
+      </w:r>
+      <w:r>
+        <w:rPr>
+          <w:sz w:val="24"/>
+          <w:szCs w:val="24"/>
+        </w:rPr>
+        <w:t xml:space="preserve"> da</w:t>
+      </w:r>
+      <w:r>
+        <w:rPr>
+          <w:sz w:val="24"/>
+          <w:szCs w:val="24"/>
+        </w:rPr>
+        <w:t>s</w:t>
+      </w:r>
+      <w:r>
+        <w:rPr>
+          <w:sz w:val="24"/>
+          <w:szCs w:val="24"/>
+        </w:rPr>
+        <w:t xml:space="preserve"> civilizaç</w:t>
+      </w:r>
+      <w:r>
+        <w:rPr>
+          <w:sz w:val="24"/>
+          <w:szCs w:val="24"/>
+        </w:rPr>
+        <w:t>ões</w:t>
+      </w:r>
+      <w:r>
+        <w:rPr>
+          <w:sz w:val="24"/>
+          <w:szCs w:val="24"/>
+        </w:rPr>
+        <w:t xml:space="preserve"> elevaram a média </w:t>
+      </w:r>
+      <w:r>
+        <w:rPr>
+          <w:sz w:val="24"/>
+          <w:szCs w:val="24"/>
+        </w:rPr>
+        <w:t>de idade da população mundial.</w:t>
+      </w:r>
+      <w:r>
+        <w:rPr>
+          <w:sz w:val="24"/>
+          <w:szCs w:val="24"/>
+        </w:rPr>
+        <w:t xml:space="preserve"> Em seguida, funilar o estudo na divisão por sexo</w:t>
+      </w:r>
+      <w:r>
+        <w:rPr>
+          <w:sz w:val="24"/>
+          <w:szCs w:val="24"/>
+        </w:rPr>
+        <w:t xml:space="preserve">, investigando o que sustenta a vantagem feminina na </w:t>
+      </w:r>
+      <w:r>
+        <w:rPr>
+          <w:sz w:val="24"/>
+          <w:szCs w:val="24"/>
+        </w:rPr>
+        <w:t>expectativa de vida observada nas últimas décadas.</w:t>
+      </w:r>
+      <w:r>
+        <w:rPr>
+          <w:sz w:val="24"/>
+          <w:szCs w:val="24"/>
+        </w:rPr>
+        <w:t xml:space="preserve"> Com isso, a comparação </w:t>
+      </w:r>
+      <w:r>
+        <w:rPr>
+          <w:sz w:val="24"/>
+          <w:szCs w:val="24"/>
+        </w:rPr>
+        <w:lastRenderedPageBreak/>
+        <w:t xml:space="preserve">permite entender se o aumento da expectativa de vida no geral tem </w:t>
+      </w:r>
+      <w:r>
+        <w:rPr>
+          <w:sz w:val="24"/>
+          <w:szCs w:val="24"/>
+        </w:rPr>
+        <w:t>contribuído para aumentar ou diminuir ess</w:t>
+      </w:r>
+      <w:r>
+        <w:rPr>
+          <w:sz w:val="24"/>
+          <w:szCs w:val="24"/>
+        </w:rPr>
+        <w:t>a diferença do tempo de vida entre mulheres e homens</w:t>
+      </w:r>
+      <w:r>
+        <w:rPr>
+          <w:sz w:val="24"/>
+          <w:szCs w:val="24"/>
+        </w:rPr>
+        <w:t>.</w:t>
+      </w:r>
+      <w:r>
+        <w:rPr>
+          <w:sz w:val="24"/>
+          <w:szCs w:val="24"/>
+        </w:rPr>
+        <w:t xml:space="preserve"> </w:t>
+      </w:r>
+      <w:r>
+        <w:rPr>
+          <w:sz w:val="24"/>
+          <w:szCs w:val="24"/>
+        </w:rPr>
+        <w:t xml:space="preserve"> </w:t>
+      </w:r>
     </w:p>
     <w:p>
       <w:pPr>
@@ -1960,7 +2380,91 @@
           <w:sz w:val="24"/>
           <w:szCs w:val="24"/>
         </w:rPr>
-        <w:t xml:space="preserve">, e ao selecionar os temas </w:t>
+        <w:t>, e ao selecionar os temas</w:t>
+      </w:r>
+      <w:r>
+        <w:rPr>
+          <w:sz w:val="24"/>
+          <w:szCs w:val="24"/>
+        </w:rPr>
+        <w:t xml:space="preserve"> melhorei a habilidade de leitura técnica</w:t>
+      </w:r>
+      <w:r>
+        <w:rPr>
+          <w:sz w:val="24"/>
+          <w:szCs w:val="24"/>
+        </w:rPr>
+        <w:t xml:space="preserve"> de indicadores e melhorei a capacidade de contextualizar e conectar séries históricas </w:t>
+      </w:r>
+      <w:r>
+        <w:rPr>
+          <w:sz w:val="24"/>
+          <w:szCs w:val="24"/>
+        </w:rPr>
+        <w:t>compreendendo como fatores socioeconômicos e avanços se traduzem em tendências estatísticas</w:t>
+      </w:r>
+      <w:r>
+        <w:rPr>
+          <w:sz w:val="24"/>
+          <w:szCs w:val="24"/>
+        </w:rPr>
+        <w:t xml:space="preserve">. </w:t>
+      </w:r>
+      <w:r>
+        <w:rPr>
+          <w:sz w:val="24"/>
+          <w:szCs w:val="24"/>
+        </w:rPr>
+        <w:t xml:space="preserve">Também aprendi que </w:t>
+      </w:r>
+      <w:r>
+        <w:rPr>
+          <w:sz w:val="24"/>
+          <w:szCs w:val="24"/>
+        </w:rPr>
+        <w:t>em um mundo saturado de dados</w:t>
+      </w:r>
+      <w:r>
+        <w:rPr>
+          <w:sz w:val="24"/>
+          <w:szCs w:val="24"/>
+        </w:rPr>
+        <w:t xml:space="preserve"> uma habilidade importante é saber filtrar</w:t>
+      </w:r>
+      <w:r>
+        <w:rPr>
+          <w:sz w:val="24"/>
+          <w:szCs w:val="24"/>
+        </w:rPr>
+        <w:t>/identificar quais indicadores realmente respondem a pergunta e descartar o excesso de ruido</w:t>
+      </w:r>
+      <w:r>
+        <w:rPr>
+          <w:sz w:val="24"/>
+          <w:szCs w:val="24"/>
+        </w:rPr>
+        <w:t xml:space="preserve">, </w:t>
+      </w:r>
+      <w:r>
+        <w:rPr>
+          <w:sz w:val="24"/>
+          <w:szCs w:val="24"/>
+        </w:rPr>
+        <w:t>transformando o excesso de informação em conhecimento direcionado</w:t>
+      </w:r>
+      <w:r>
+        <w:rPr>
+          <w:sz w:val="24"/>
+          <w:szCs w:val="24"/>
+        </w:rPr>
+        <w:t xml:space="preserve"> e útil</w:t>
+      </w:r>
+      <w:r>
+        <w:rPr>
+          <w:sz w:val="24"/>
+          <w:szCs w:val="24"/>
+        </w:rPr>
+        <w:t>.</w:t>
       </w:r>
     </w:p>
     <w:p>
